--- a/course_development/active_inference_family/04_screens_toys_tools/03_perception/output/lab-protocols/03_perception-lab.docx
+++ b/course_development/active_inference_family/04_screens_toys_tools/03_perception/output/lab-protocols/03_perception-lab.docx
@@ -4,32 +4,80 @@
   <w:body>
     <w:p>
       <w:r>
-        <w:t>Lab: Exploring Perception</w:t>
+        <w:t>Lab: The Thaumatrope (Bird in a Cage)</w:t>
       </w:r>
     </w:p>
     <w:p>
       <w:r>
-        <w:t>Objective</w:t>
+        <w:t>Goal</w:t>
       </w:r>
     </w:p>
     <w:p>
       <w:r>
-        <w:t>Design and simulate a simple agent that demonstrates the principles of Perception .</w:t>
+        <w:t>To trick your eyes using science (Persistence of Vision).</w:t>
       </w:r>
     </w:p>
     <w:p>
       <w:r>
-        <w:t>Prerequisites</w:t>
+        <w:t>What You Need</w:t>
       </w:r>
     </w:p>
     <w:p>
       <w:r>
-        <w:t>Basic understanding of Python or a relevant simulation tool.  Familiarity with the formal definition of Perception.   Steps</w:t>
+        <w:t>A piece of cardboard (cut into a circle).  String or rubber bands.  Markers.   Steps</w:t>
       </w:r>
     </w:p>
     <w:p>
       <w:r>
-        <w:t>Define the Environment : Create a simple grid world or state space relevant to Family.  Define the Agent : Specify the agent's generative model, focusing on Perception.  Simulation : Run the agent for 100 timesteps.  Perturbation : Introduce a specific challenge to Perception (e.g., increased noise, occlusion).  Analysis : Plot the Free Energy over time. Does the agent successfully adapt?   Discussion Requirements</w:t>
+        <w:t>1. Side A</w:t>
+      </w:r>
+    </w:p>
+    <w:p>
+      <w:r>
+        <w:t>Draw a bird on one side of the circle.</w:t>
+      </w:r>
+    </w:p>
+    <w:p>
+      <w:r>
+        <w:t>2. Side B</w:t>
+      </w:r>
+    </w:p>
+    <w:p>
+      <w:r>
+        <w:t>Draw a birdcage on the other side.</w:t>
+        <w:br/>
+        <w:t>(Make sure it's upside down relative to the bird if you flip it vertically).</w:t>
+      </w:r>
+    </w:p>
+    <w:p>
+      <w:r>
+        <w:t>3. The Spin</w:t>
+      </w:r>
+    </w:p>
+    <w:p>
+      <w:r>
+        <w:t>Poke holes in the sides of the circle.</w:t>
+        <w:br/>
+        <w:t>Tie the string.</w:t>
+        <w:br/>
+        <w:t>Twist the string tight.</w:t>
+        <w:br/>
+        <w:t>Let go! The circle spins.</w:t>
+      </w:r>
+    </w:p>
+    <w:p>
+      <w:r>
+        <w:t>Discussion</w:t>
+      </w:r>
+    </w:p>
+    <w:p>
+      <w:r>
+        <w:t>Do you see the bird INSIDE the cage?  Why? Your brain blends the two images.  This is how cartoons work!   What We Learned</w:t>
+      </w:r>
+    </w:p>
+    <w:p>
+      <w:r>
+        <w:t>Our eyes are slow. Our brains are fast. They work together to perceive the world.</w:t>
       </w:r>
     </w:p>
     <w:sectPr>
